--- a/docs/qa/Track-4-Finance-Ledger-and-Receivables.docx
+++ b/docs/qa/Track-4-Finance-Ledger-and-Receivables.docx
@@ -4877,7 +4877,7 @@
           <w:sz w:val="18"/>
           <w:szCs w:val="18"/>
         </w:rPr>
-        <w:t xml:space="preserve">Result:  pass  /  fail  /  blocked          Ticket no: ______________          Time spent: ______</w:t>
+        <w:t xml:space="preserve">Result:  pass  /  fail  /  blocked          Ticket no: ______________</w:t>
       </w:r>
     </w:p>
     <w:p>
@@ -5337,7 +5337,7 @@
           <w:sz w:val="18"/>
           <w:szCs w:val="18"/>
         </w:rPr>
-        <w:t xml:space="preserve">Result:  pass  /  fail  /  blocked          Ticket no: ______________          Time spent: ______</w:t>
+        <w:t xml:space="preserve">Result:  pass  /  fail  /  blocked          Ticket no: ______________</w:t>
       </w:r>
     </w:p>
     <w:p>
@@ -5794,7 +5794,7 @@
           <w:sz w:val="18"/>
           <w:szCs w:val="18"/>
         </w:rPr>
-        <w:t xml:space="preserve">Result:  pass  /  fail  /  blocked          Ticket no: ______________          Time spent: ______</w:t>
+        <w:t xml:space="preserve">Result:  pass  /  fail  /  blocked          Ticket no: ______________</w:t>
       </w:r>
     </w:p>
     <w:p>
@@ -6154,7 +6154,7 @@
           <w:sz w:val="18"/>
           <w:szCs w:val="18"/>
         </w:rPr>
-        <w:t xml:space="preserve">Result:  pass  /  fail  /  blocked          Ticket no: ______________          Time spent: ______</w:t>
+        <w:t xml:space="preserve">Result:  pass  /  fail  /  blocked          Ticket no: ______________</w:t>
       </w:r>
     </w:p>
     <w:p>
@@ -6530,7 +6530,7 @@
           <w:sz w:val="18"/>
           <w:szCs w:val="18"/>
         </w:rPr>
-        <w:t xml:space="preserve">Result:  pass  /  fail  /  blocked          Ticket no: ______________          Time spent: ______</w:t>
+        <w:t xml:space="preserve">Result:  pass  /  fail  /  blocked          Ticket no: ______________</w:t>
       </w:r>
     </w:p>
     <w:p>
@@ -6845,7 +6845,7 @@
           <w:sz w:val="18"/>
           <w:szCs w:val="18"/>
         </w:rPr>
-        <w:t xml:space="preserve">Result:  pass  /  fail  /  blocked          Ticket no: ______________          Time spent: ______</w:t>
+        <w:t xml:space="preserve">Result:  pass  /  fail  /  blocked          Ticket no: ______________</w:t>
       </w:r>
     </w:p>
     <w:p>
@@ -7205,7 +7205,7 @@
           <w:sz w:val="18"/>
           <w:szCs w:val="18"/>
         </w:rPr>
-        <w:t xml:space="preserve">Result:  pass  /  fail  /  blocked          Ticket no: ______________          Time spent: ______</w:t>
+        <w:t xml:space="preserve">Result:  pass  /  fail  /  blocked          Ticket no: ______________</w:t>
       </w:r>
     </w:p>
     <w:p>
@@ -7701,7 +7701,7 @@
           <w:sz w:val="18"/>
           <w:szCs w:val="18"/>
         </w:rPr>
-        <w:t xml:space="preserve">Result:  pass  /  fail  /  blocked          Ticket no: ______________          Time spent: ______</w:t>
+        <w:t xml:space="preserve">Result:  pass  /  fail  /  blocked          Ticket no: ______________</w:t>
       </w:r>
     </w:p>
     <w:p>
@@ -8286,7 +8286,7 @@
           <w:sz w:val="18"/>
           <w:szCs w:val="18"/>
         </w:rPr>
-        <w:t xml:space="preserve">Result:  pass  /  fail  /  blocked          Ticket no: ______________          Time spent: ______</w:t>
+        <w:t xml:space="preserve">Result:  pass  /  fail  /  blocked          Ticket no: ______________</w:t>
       </w:r>
     </w:p>
     <w:p>
@@ -8675,7 +8675,7 @@
           <w:sz w:val="18"/>
           <w:szCs w:val="18"/>
         </w:rPr>
-        <w:t xml:space="preserve">Result:  pass  /  fail  /  blocked          Ticket no: ______________          Time spent: ______</w:t>
+        <w:t xml:space="preserve">Result:  pass  /  fail  /  blocked          Ticket no: ______________</w:t>
       </w:r>
     </w:p>
     <w:p>
@@ -9026,7 +9026,7 @@
           <w:sz w:val="18"/>
           <w:szCs w:val="18"/>
         </w:rPr>
-        <w:t xml:space="preserve">Result:  pass  /  fail  /  blocked          Ticket no: ______________          Time spent: ______</w:t>
+        <w:t xml:space="preserve">Result:  pass  /  fail  /  blocked          Ticket no: ______________</w:t>
       </w:r>
     </w:p>
     <w:p>
@@ -9690,7 +9690,7 @@
           <w:sz w:val="18"/>
           <w:szCs w:val="18"/>
         </w:rPr>
-        <w:t xml:space="preserve">Result:  pass  /  fail  /  blocked          Ticket no: ______________          Time spent: ______</w:t>
+        <w:t xml:space="preserve">Result:  pass  /  fail  /  blocked          Ticket no: ______________</w:t>
       </w:r>
     </w:p>
     <w:p>
@@ -10361,7 +10361,7 @@
           <w:sz w:val="18"/>
           <w:szCs w:val="18"/>
         </w:rPr>
-        <w:t xml:space="preserve">Result:  pass  /  fail  /  blocked          Ticket no: ______________          Time spent: ______</w:t>
+        <w:t xml:space="preserve">Result:  pass  /  fail  /  blocked          Ticket no: ______________</w:t>
       </w:r>
     </w:p>
     <w:p>
@@ -10863,7 +10863,7 @@
           <w:sz w:val="18"/>
           <w:szCs w:val="18"/>
         </w:rPr>
-        <w:t xml:space="preserve">Result:  pass  /  fail  /  blocked          Ticket no: ______________          Time spent: ______</w:t>
+        <w:t xml:space="preserve">Result:  pass  /  fail  /  blocked          Ticket no: ______________</w:t>
       </w:r>
     </w:p>
     <w:p>
@@ -11451,7 +11451,7 @@
           <w:sz w:val="18"/>
           <w:szCs w:val="18"/>
         </w:rPr>
-        <w:t xml:space="preserve">Result:  pass  /  fail  /  blocked          Ticket no: ______________          Time spent: ______</w:t>
+        <w:t xml:space="preserve">Result:  pass  /  fail  /  blocked          Ticket no: ______________</w:t>
       </w:r>
     </w:p>
     <w:p>
@@ -11934,7 +11934,7 @@
           <w:sz w:val="18"/>
           <w:szCs w:val="18"/>
         </w:rPr>
-        <w:t xml:space="preserve">Result:  pass  /  fail  /  blocked          Ticket no: ______________          Time spent: ______</w:t>
+        <w:t xml:space="preserve">Result:  pass  /  fail  /  blocked          Ticket no: ______________</w:t>
       </w:r>
     </w:p>
     <w:p>
@@ -12439,7 +12439,7 @@
           <w:sz w:val="18"/>
           <w:szCs w:val="18"/>
         </w:rPr>
-        <w:t xml:space="preserve">Result:  pass  /  fail  /  blocked          Ticket no: ______________          Time spent: ______</w:t>
+        <w:t xml:space="preserve">Result:  pass  /  fail  /  blocked          Ticket no: ______________</w:t>
       </w:r>
     </w:p>
     <w:p>
@@ -13008,7 +13008,7 @@
           <w:sz w:val="18"/>
           <w:szCs w:val="18"/>
         </w:rPr>
-        <w:t xml:space="preserve">Result:  pass  /  fail  /  blocked          Ticket no: ______________          Time spent: ______</w:t>
+        <w:t xml:space="preserve">Result:  pass  /  fail  /  blocked          Ticket no: ______________</w:t>
       </w:r>
     </w:p>
     <w:p>
@@ -13603,7 +13603,7 @@
           <w:sz w:val="18"/>
           <w:szCs w:val="18"/>
         </w:rPr>
-        <w:t xml:space="preserve">Result:  pass  /  fail  /  blocked          Ticket no: ______________          Time spent: ______</w:t>
+        <w:t xml:space="preserve">Result:  pass  /  fail  /  blocked          Ticket no: ______________</w:t>
       </w:r>
     </w:p>
     <w:p>
@@ -14146,7 +14146,7 @@
           <w:sz w:val="18"/>
           <w:szCs w:val="18"/>
         </w:rPr>
-        <w:t xml:space="preserve">Result:  pass  /  fail  /  blocked          Ticket no: ______________          Time spent: ______</w:t>
+        <w:t xml:space="preserve">Result:  pass  /  fail  /  blocked          Ticket no: ______________</w:t>
       </w:r>
     </w:p>
     <w:p>
@@ -14712,7 +14712,7 @@
           <w:sz w:val="18"/>
           <w:szCs w:val="18"/>
         </w:rPr>
-        <w:t xml:space="preserve">Result:  pass  /  fail  /  blocked          Ticket no: ______________          Time spent: ______</w:t>
+        <w:t xml:space="preserve">Result:  pass  /  fail  /  blocked          Ticket no: ______________</w:t>
       </w:r>
     </w:p>
     <w:p>
@@ -15172,7 +15172,7 @@
           <w:sz w:val="18"/>
           <w:szCs w:val="18"/>
         </w:rPr>
-        <w:t xml:space="preserve">Result:  pass  /  fail  /  blocked          Ticket no: ______________          Time spent: ______</w:t>
+        <w:t xml:space="preserve">Result:  pass  /  fail  /  blocked          Ticket no: ______________</w:t>
       </w:r>
     </w:p>
     <w:p>
@@ -15658,7 +15658,7 @@
           <w:sz w:val="18"/>
           <w:szCs w:val="18"/>
         </w:rPr>
-        <w:t xml:space="preserve">Result:  pass  /  fail  /  blocked          Ticket no: ______________          Time spent: ______</w:t>
+        <w:t xml:space="preserve">Result:  pass  /  fail  /  blocked          Ticket no: ______________</w:t>
       </w:r>
     </w:p>
     <w:p>
@@ -16170,7 +16170,7 @@
           <w:sz w:val="18"/>
           <w:szCs w:val="18"/>
         </w:rPr>
-        <w:t xml:space="preserve">Result:  pass  /  fail  /  blocked          Ticket no: ______________          Time spent: ______</w:t>
+        <w:t xml:space="preserve">Result:  pass  /  fail  /  blocked          Ticket no: ______________</w:t>
       </w:r>
     </w:p>
     <w:p>
@@ -16578,7 +16578,7 @@
           <w:sz w:val="18"/>
           <w:szCs w:val="18"/>
         </w:rPr>
-        <w:t xml:space="preserve">Result:  pass  /  fail  /  blocked          Ticket no: ______________          Time spent: ______</w:t>
+        <w:t xml:space="preserve">Result:  pass  /  fail  /  blocked          Ticket no: ______________</w:t>
       </w:r>
     </w:p>
     <w:p>
@@ -16912,7 +16912,7 @@
           <w:sz w:val="18"/>
           <w:szCs w:val="18"/>
         </w:rPr>
-        <w:t xml:space="preserve">Result:  pass  /  fail  /  blocked          Ticket no: ______________          Time spent: ______</w:t>
+        <w:t xml:space="preserve">Result:  pass  /  fail  /  blocked          Ticket no: ______________</w:t>
       </w:r>
     </w:p>
     <w:p>
@@ -20669,9 +20669,8 @@
         </w:tblBorders>
       </w:tblPr>
       <w:tblGrid>
+        <w:gridCol w:w="5360"/>
         <w:gridCol w:w="4000"/>
-        <w:gridCol w:w="2680"/>
-        <w:gridCol w:w="2680"/>
       </w:tblGrid>
       <w:tr>
         <w:trPr>
@@ -20679,6 +20678,34 @@
         </w:trPr>
         <w:tc>
           <w:tcPr>
+            <w:tcW w:type="dxa" w:w="5360"/>
+            <w:shd w:fill="EAF0F6" w:color="auto" w:val="clear"/>
+            <w:tcMar>
+              <w:top w:type="dxa" w:w="80"/>
+              <w:left w:type="dxa" w:w="120"/>
+              <w:bottom w:type="dxa" w:w="80"/>
+              <w:right w:type="dxa" w:w="120"/>
+            </w:tcMar>
+          </w:tcPr>
+          <w:p>
+            <w:pPr>
+              <w:spacing w:after="0" w:line="264"/>
+            </w:pPr>
+            <w:r>
+              <w:rPr>
+                <w:rFonts w:ascii="Calibri" w:cs="Calibri" w:eastAsia="Calibri" w:hAnsi="Calibri"/>
+                <w:b/>
+                <w:bCs/>
+                <w:color w:val="1A1A1A"/>
+                <w:sz w:val="19"/>
+                <w:szCs w:val="19"/>
+              </w:rPr>
+              <w:t xml:space="preserve">Tester signature</w:t>
+            </w:r>
+          </w:p>
+        </w:tc>
+        <w:tc>
+          <w:tcPr>
             <w:tcW w:type="dxa" w:w="4000"/>
             <w:shd w:fill="EAF0F6" w:color="auto" w:val="clear"/>
             <w:tcMar>
@@ -20701,63 +20728,7 @@
                 <w:sz w:val="19"/>
                 <w:szCs w:val="19"/>
               </w:rPr>
-              <w:t xml:space="preserve">Tester signature</w:t>
-            </w:r>
-          </w:p>
-        </w:tc>
-        <w:tc>
-          <w:tcPr>
-            <w:tcW w:type="dxa" w:w="2680"/>
-            <w:shd w:fill="EAF0F6" w:color="auto" w:val="clear"/>
-            <w:tcMar>
-              <w:top w:type="dxa" w:w="80"/>
-              <w:left w:type="dxa" w:w="120"/>
-              <w:bottom w:type="dxa" w:w="80"/>
-              <w:right w:type="dxa" w:w="120"/>
-            </w:tcMar>
-          </w:tcPr>
-          <w:p>
-            <w:pPr>
-              <w:spacing w:after="0" w:line="264"/>
-            </w:pPr>
-            <w:r>
-              <w:rPr>
-                <w:rFonts w:ascii="Calibri" w:cs="Calibri" w:eastAsia="Calibri" w:hAnsi="Calibri"/>
-                <w:b/>
-                <w:bCs/>
-                <w:color w:val="1A1A1A"/>
-                <w:sz w:val="19"/>
-                <w:szCs w:val="19"/>
-              </w:rPr>
               <w:t xml:space="preserve">Date</w:t>
-            </w:r>
-          </w:p>
-        </w:tc>
-        <w:tc>
-          <w:tcPr>
-            <w:tcW w:type="dxa" w:w="2680"/>
-            <w:shd w:fill="EAF0F6" w:color="auto" w:val="clear"/>
-            <w:tcMar>
-              <w:top w:type="dxa" w:w="80"/>
-              <w:left w:type="dxa" w:w="120"/>
-              <w:bottom w:type="dxa" w:w="80"/>
-              <w:right w:type="dxa" w:w="120"/>
-            </w:tcMar>
-          </w:tcPr>
-          <w:p>
-            <w:pPr>
-              <w:spacing w:after="0" w:line="264"/>
-            </w:pPr>
-            <w:r>
-              <w:rPr>
-                <w:rFonts w:ascii="Calibri" w:cs="Calibri" w:eastAsia="Calibri" w:hAnsi="Calibri"/>
-                <w:b/>
-                <w:bCs/>
-                <w:color w:val="1A1A1A"/>
-                <w:sz w:val="19"/>
-                <w:szCs w:val="19"/>
-              </w:rPr>
-              <w:t xml:space="preserve">Total time spent</w:t>
             </w:r>
           </w:p>
         </w:tc>
@@ -20768,7 +20739,7 @@
         </w:trPr>
         <w:tc>
           <w:tcPr>
-            <w:tcW w:type="dxa" w:w="4000"/>
+            <w:tcW w:type="dxa" w:w="5360"/>
             <w:tcMar>
               <w:top w:type="dxa" w:w="80"/>
               <w:left w:type="dxa" w:w="120"/>
@@ -20795,34 +20766,7 @@
         </w:tc>
         <w:tc>
           <w:tcPr>
-            <w:tcW w:type="dxa" w:w="2680"/>
-            <w:tcMar>
-              <w:top w:type="dxa" w:w="80"/>
-              <w:left w:type="dxa" w:w="120"/>
-              <w:bottom w:type="dxa" w:w="80"/>
-              <w:right w:type="dxa" w:w="120"/>
-            </w:tcMar>
-          </w:tcPr>
-          <w:p>
-            <w:pPr>
-              <w:spacing w:after="0" w:line="264"/>
-            </w:pPr>
-            <w:r>
-              <w:rPr>
-                <w:rFonts w:ascii="Calibri" w:cs="Calibri" w:eastAsia="Calibri" w:hAnsi="Calibri"/>
-                <w:b w:val="false"/>
-                <w:bCs w:val="false"/>
-                <w:color w:val="1A1A1A"/>
-                <w:sz w:val="19"/>
-                <w:szCs w:val="19"/>
-              </w:rPr>
-              <w:t xml:space="preserve"/>
-            </w:r>
-          </w:p>
-        </w:tc>
-        <w:tc>
-          <w:tcPr>
-            <w:tcW w:type="dxa" w:w="2680"/>
+            <w:tcW w:type="dxa" w:w="4000"/>
             <w:tcMar>
               <w:top w:type="dxa" w:w="80"/>
               <w:left w:type="dxa" w:w="120"/>

--- a/docs/qa/Track-4-Finance-Ledger-and-Receivables.docx
+++ b/docs/qa/Track-4-Finance-Ledger-and-Receivables.docx
@@ -493,7 +493,7 @@
                 <w:sz w:val="19"/>
                 <w:szCs w:val="19"/>
               </w:rPr>
-              <w:t xml:space="preserve">CODEX  (unless your lead says otherwise)</w:t>
+              <w:t xml:space="preserve">CODEX  (unless Chidera says otherwise)</w:t>
             </w:r>
           </w:p>
         </w:tc>
@@ -1549,7 +1549,7 @@
           <w:sz w:val="26"/>
           <w:szCs w:val="26"/>
         </w:rPr>
-        <w:t xml:space="preserve">1.2  The first ten minutes</w:t>
+        <w:t xml:space="preserve">1.2  The first five minutes</w:t>
       </w:r>
     </w:p>
     <w:p>
@@ -1571,22 +1571,11 @@
       <w:r>
         <w:rPr>
           <w:rFonts w:ascii="Calibri" w:cs="Calibri" w:eastAsia="Calibri" w:hAnsi="Calibri"/>
-          <w:b/>
-          <w:bCs/>
-          <w:color w:val="B03030"/>
-          <w:sz w:val="21"/>
-          <w:szCs w:val="21"/>
-        </w:rPr>
-        <w:t xml:space="preserve">Open the staging address written on the cover page</w:t>
-      </w:r>
-      <w:r>
-        <w:rPr>
-          <w:rFonts w:ascii="Calibri" w:cs="Calibri" w:eastAsia="Calibri" w:hAnsi="Calibri"/>
-          <w:color w:val="1A1A1A"/>
-          <w:sz w:val="21"/>
-          <w:szCs w:val="21"/>
-        </w:rPr>
-        <w:t xml:space="preserve">. Sign in with the account your lead gave you.</w:t>
+          <w:color w:val="1A1A1A"/>
+          <w:sz w:val="21"/>
+          <w:szCs w:val="21"/>
+        </w:rPr>
+        <w:t xml:space="preserve">Click Finance in the left sidebar. The console opens with its own sidebar down the left: Dashboard, then Ledger and Setup, Receivables, Operations, Payments, Reports and Close, Administration.</w:t>
       </w:r>
     </w:p>
     <w:p>
@@ -1612,7 +1601,47 @@
           <w:sz w:val="21"/>
           <w:szCs w:val="21"/>
         </w:rPr>
-        <w:t xml:space="preserve">If you have never signed in before, you will have received an activation link by email. Use it to set your password. If it does not arrive, tell your lead straight away rather than raising a ticket, because you are blocked until then.</w:t>
+        <w:t xml:space="preserve">Look at the top of the page for the </w:t>
+      </w:r>
+      <w:r>
+        <w:rPr>
+          <w:rFonts w:ascii="Calibri" w:cs="Calibri" w:eastAsia="Calibri" w:hAnsi="Calibri"/>
+          <w:b/>
+          <w:bCs/>
+          <w:color w:val="1A1A1A"/>
+          <w:sz w:val="21"/>
+          <w:szCs w:val="21"/>
+        </w:rPr>
+        <w:t xml:space="preserve">entity switcher</w:t>
+      </w:r>
+      <w:r>
+        <w:rPr>
+          <w:rFonts w:ascii="Calibri" w:cs="Calibri" w:eastAsia="Calibri" w:hAnsi="Calibri"/>
+          <w:color w:val="1A1A1A"/>
+          <w:sz w:val="21"/>
+          <w:szCs w:val="21"/>
+        </w:rPr>
+        <w:t xml:space="preserve">. Choose </w:t>
+      </w:r>
+      <w:r>
+        <w:rPr>
+          <w:rFonts w:ascii="Calibri" w:cs="Calibri" w:eastAsia="Calibri" w:hAnsi="Calibri"/>
+          <w:b/>
+          <w:bCs/>
+          <w:color w:val="1A1A1A"/>
+          <w:sz w:val="21"/>
+          <w:szCs w:val="21"/>
+        </w:rPr>
+        <w:t xml:space="preserve">CODEX</w:t>
+      </w:r>
+      <w:r>
+        <w:rPr>
+          <w:rFonts w:ascii="Calibri" w:cs="Calibri" w:eastAsia="Calibri" w:hAnsi="Calibri"/>
+          <w:color w:val="1A1A1A"/>
+          <w:sz w:val="21"/>
+          <w:szCs w:val="21"/>
+        </w:rPr>
+        <w:t xml:space="preserve">. Read the next section before you go any further, because nothing else in this pack works until you have done this.</w:t>
       </w:r>
     </w:p>
     <w:p>
@@ -1638,99 +1667,7 @@
           <w:sz w:val="21"/>
           <w:szCs w:val="21"/>
         </w:rPr>
-        <w:t xml:space="preserve">Click Finance in the left sidebar. The console opens with its own sidebar down the left: Dashboard, then Ledger and Setup, Receivables, Operations, Payments, Reports and Close, Administration.</w:t>
-      </w:r>
-    </w:p>
-    <w:p>
-      <w:pPr>
-        <w:spacing w:after="70" w:line="276"/>
-        <w:ind w:left="403" w:hanging="403"/>
-      </w:pPr>
-      <w:r>
-        <w:rPr>
-          <w:rFonts w:ascii="Calibri" w:cs="Calibri" w:eastAsia="Calibri" w:hAnsi="Calibri"/>
-          <w:b/>
-          <w:bCs/>
-          <w:color w:val="1A1A1A"/>
-          <w:sz w:val="21"/>
-          <w:szCs w:val="21"/>
-        </w:rPr>
-        <w:t xml:space="preserve">4.  </w:t>
-      </w:r>
-      <w:r>
-        <w:rPr>
-          <w:rFonts w:ascii="Calibri" w:cs="Calibri" w:eastAsia="Calibri" w:hAnsi="Calibri"/>
-          <w:color w:val="1A1A1A"/>
-          <w:sz w:val="21"/>
-          <w:szCs w:val="21"/>
-        </w:rPr>
-        <w:t xml:space="preserve">Look at the top of the page for the </w:t>
-      </w:r>
-      <w:r>
-        <w:rPr>
-          <w:rFonts w:ascii="Calibri" w:cs="Calibri" w:eastAsia="Calibri" w:hAnsi="Calibri"/>
-          <w:b/>
-          <w:bCs/>
-          <w:color w:val="1A1A1A"/>
-          <w:sz w:val="21"/>
-          <w:szCs w:val="21"/>
-        </w:rPr>
-        <w:t xml:space="preserve">entity switcher</w:t>
-      </w:r>
-      <w:r>
-        <w:rPr>
-          <w:rFonts w:ascii="Calibri" w:cs="Calibri" w:eastAsia="Calibri" w:hAnsi="Calibri"/>
-          <w:color w:val="1A1A1A"/>
-          <w:sz w:val="21"/>
-          <w:szCs w:val="21"/>
-        </w:rPr>
-        <w:t xml:space="preserve">. Choose </w:t>
-      </w:r>
-      <w:r>
-        <w:rPr>
-          <w:rFonts w:ascii="Calibri" w:cs="Calibri" w:eastAsia="Calibri" w:hAnsi="Calibri"/>
-          <w:b/>
-          <w:bCs/>
-          <w:color w:val="1A1A1A"/>
-          <w:sz w:val="21"/>
-          <w:szCs w:val="21"/>
-        </w:rPr>
-        <w:t xml:space="preserve">CODEX</w:t>
-      </w:r>
-      <w:r>
-        <w:rPr>
-          <w:rFonts w:ascii="Calibri" w:cs="Calibri" w:eastAsia="Calibri" w:hAnsi="Calibri"/>
-          <w:color w:val="1A1A1A"/>
-          <w:sz w:val="21"/>
-          <w:szCs w:val="21"/>
-        </w:rPr>
-        <w:t xml:space="preserve">. Read the next section before you go any further, because nothing else in this pack works until you have done this.</w:t>
-      </w:r>
-    </w:p>
-    <w:p>
-      <w:pPr>
-        <w:spacing w:after="70" w:line="276"/>
-        <w:ind w:left="403" w:hanging="403"/>
-      </w:pPr>
-      <w:r>
-        <w:rPr>
-          <w:rFonts w:ascii="Calibri" w:cs="Calibri" w:eastAsia="Calibri" w:hAnsi="Calibri"/>
-          <w:b/>
-          <w:bCs/>
-          <w:color w:val="1A1A1A"/>
-          <w:sz w:val="21"/>
-          <w:szCs w:val="21"/>
-        </w:rPr>
-        <w:t xml:space="preserve">5.  </w:t>
-      </w:r>
-      <w:r>
-        <w:rPr>
-          <w:rFonts w:ascii="Calibri" w:cs="Calibri" w:eastAsia="Calibri" w:hAnsi="Calibri"/>
-          <w:color w:val="1A1A1A"/>
-          <w:sz w:val="21"/>
-          <w:szCs w:val="21"/>
-        </w:rPr>
-        <w:t xml:space="preserve">Open Support in the main sidebar and create one throwaway ticket titled "QA4 smoke test, please ignore". This proves your reporting channel works before you need it in anger. If ticket creation itself fails, message your lead directly.</w:t>
+        <w:t xml:space="preserve">Open Support in the main sidebar and create one throwaway ticket titled "QA4 smoke test, please ignore". This proves your reporting channel works before you need it in anger. If ticket creation itself fails, message Chidera directly.</w:t>
       </w:r>
     </w:p>
     <w:p>
@@ -1808,7 +1745,7 @@
           <w:sz w:val="18"/>
           <w:szCs w:val="18"/>
         </w:rPr>
-        <w:t xml:space="preserve">The switcher only appears when the tenant has more than one entity. If you cannot see it at all, you may be on a tenant with a single set of books. Ask your lead to confirm before reporting it.</w:t>
+        <w:t xml:space="preserve">The switcher only appears when the tenant has more than one entity. If you cannot see it at all, you may be on a tenant with a single set of books. Ask Chidera to confirm before reporting it.</w:t>
       </w:r>
     </w:p>
     <w:p>
@@ -2183,7 +2120,7 @@
                 <w:sz w:val="20"/>
                 <w:szCs w:val="20"/>
               </w:rPr>
-              <w:t xml:space="preserve">7.  A screen that is missing from the sidebar entirely is a permissions matter, not a bug. Tell your lead so your account can be granted the key, and note it as blocked.</w:t>
+              <w:t xml:space="preserve">7.  A screen that is missing from the sidebar entirely is a permissions matter, not a bug. Tell Chidera so your account can be granted the key, and note it as blocked.</w:t>
             </w:r>
           </w:p>
         </w:tc>
@@ -4040,7 +3977,7 @@
                 <w:sz w:val="19"/>
                 <w:szCs w:val="19"/>
               </w:rPr>
-              <w:t xml:space="preserve">Permissions. Tell your lead.</w:t>
+              <w:t xml:space="preserve">Permissions. Tell Chidera.</w:t>
             </w:r>
           </w:p>
         </w:tc>
@@ -4365,7 +4302,7 @@
                 <w:sz w:val="20"/>
                 <w:szCs w:val="20"/>
               </w:rPr>
-              <w:t xml:space="preserve">Raise one URGENT ticket immediately with the step number and what happened, then tell your lead in the team channel. The rest of this pack assumes the spine works.</w:t>
+              <w:t xml:space="preserve">Raise one URGENT ticket immediately with the step number and what happened, then tell Chidera in the team channel. The rest of this pack assumes the spine works.</w:t>
             </w:r>
           </w:p>
         </w:tc>
@@ -5509,7 +5446,7 @@
           <w:sz w:val="21"/>
           <w:szCs w:val="21"/>
         </w:rPr>
-        <w:t xml:space="preserve">Confirm the current month is open. If it is not, stop, tell your lead, and mark this run blocked. Nothing else in this pack will post.</w:t>
+        <w:t xml:space="preserve">Confirm the current month is open. If it is not, stop, tell Chidera, and mark this run blocked. Nothing else in this pack will post.</w:t>
       </w:r>
     </w:p>
     <w:p>
@@ -6044,7 +5981,7 @@
           <w:sz w:val="21"/>
           <w:szCs w:val="21"/>
         </w:rPr>
-        <w:t xml:space="preserve">The base currency is clearly marked and is naira unless your lead says otherwise.</w:t>
+        <w:t xml:space="preserve">The base currency is clearly marked and is naira unless Chidera says otherwise.</w:t>
       </w:r>
     </w:p>
     <w:p>

--- a/docs/qa/Track-4-Finance-Ledger-and-Receivables.docx
+++ b/docs/qa/Track-4-Finance-Ledger-and-Receivables.docx
@@ -16,7 +16,7 @@
           <w:sz w:val="22"/>
           <w:szCs w:val="22"/>
         </w:rPr>
-        <w:t xml:space="preserve">CONSOLE TEST PACK</w:t>
+        <w:t xml:space="preserve">INTRANET TEST PACK</w:t>
       </w:r>
     </w:p>
     <w:p>
@@ -230,7 +230,7 @@
                 <w:sz w:val="19"/>
                 <w:szCs w:val="19"/>
               </w:rPr>
-              <w:t xml:space="preserve">Testing window</w:t>
+              <w:t xml:space="preserve">Dates for this round</w:t>
             </w:r>
           </w:p>
         </w:tc>
@@ -289,7 +289,7 @@
                 <w:sz w:val="19"/>
                 <w:szCs w:val="19"/>
               </w:rPr>
-              <w:t xml:space="preserve">Environment</w:t>
+              <w:t xml:space="preserve">Intranet address</w:t>
             </w:r>
           </w:p>
         </w:tc>
@@ -316,7 +316,7 @@
                 <w:sz w:val="19"/>
                 <w:szCs w:val="19"/>
               </w:rPr>
-              <w:t xml:space="preserve">Staging</w:t>
+              <w:t xml:space="preserve">intranet.codexng.com</w:t>
             </w:r>
           </w:p>
         </w:tc>
@@ -348,7 +348,7 @@
                 <w:sz w:val="19"/>
                 <w:szCs w:val="19"/>
               </w:rPr>
-              <w:t xml:space="preserve">Staging address</w:t>
+              <w:t xml:space="preserve">Your sign-in email</w:t>
             </w:r>
           </w:p>
         </w:tc>
@@ -407,7 +407,7 @@
                 <w:sz w:val="19"/>
                 <w:szCs w:val="19"/>
               </w:rPr>
-              <w:t xml:space="preserve">Your sign-in email</w:t>
+              <w:t xml:space="preserve">Ledger entity to use</w:t>
             </w:r>
           </w:p>
         </w:tc>
@@ -434,7 +434,7 @@
                 <w:sz w:val="19"/>
                 <w:szCs w:val="19"/>
               </w:rPr>
-              <w:t xml:space="preserve">______________________________</w:t>
+              <w:t xml:space="preserve">CODEX</w:t>
             </w:r>
           </w:p>
         </w:tc>
@@ -466,7 +466,7 @@
                 <w:sz w:val="19"/>
                 <w:szCs w:val="19"/>
               </w:rPr>
-              <w:t xml:space="preserve">Ledger entity to use</w:t>
+              <w:t xml:space="preserve">Report problems as</w:t>
             </w:r>
           </w:p>
         </w:tc>
@@ -493,66 +493,7 @@
                 <w:sz w:val="19"/>
                 <w:szCs w:val="19"/>
               </w:rPr>
-              <w:t xml:space="preserve">CODEX  (unless Chidera says otherwise)</w:t>
-            </w:r>
-          </w:p>
-        </w:tc>
-      </w:tr>
-      <w:tr>
-        <w:trPr>
-          <w:tblHeader w:val="false"/>
-        </w:trPr>
-        <w:tc>
-          <w:tcPr>
-            <w:tcW w:type="dxa" w:w="2600"/>
-            <w:tcMar>
-              <w:top w:type="dxa" w:w="80"/>
-              <w:left w:type="dxa" w:w="120"/>
-              <w:bottom w:type="dxa" w:w="80"/>
-              <w:right w:type="dxa" w:w="120"/>
-            </w:tcMar>
-          </w:tcPr>
-          <w:p>
-            <w:pPr>
-              <w:spacing w:after="0" w:line="264"/>
-            </w:pPr>
-            <w:r>
-              <w:rPr>
-                <w:rFonts w:ascii="Calibri" w:cs="Calibri" w:eastAsia="Calibri" w:hAnsi="Calibri"/>
-                <w:b w:val="false"/>
-                <w:bCs w:val="false"/>
-                <w:color w:val="1A1A1A"/>
-                <w:sz w:val="19"/>
-                <w:szCs w:val="19"/>
-              </w:rPr>
-              <w:t xml:space="preserve">Report problems as</w:t>
-            </w:r>
-          </w:p>
-        </w:tc>
-        <w:tc>
-          <w:tcPr>
-            <w:tcW w:type="dxa" w:w="6760"/>
-            <w:tcMar>
-              <w:top w:type="dxa" w:w="80"/>
-              <w:left w:type="dxa" w:w="120"/>
-              <w:bottom w:type="dxa" w:w="80"/>
-              <w:right w:type="dxa" w:w="120"/>
-            </w:tcMar>
-          </w:tcPr>
-          <w:p>
-            <w:pPr>
-              <w:spacing w:after="0" w:line="264"/>
-            </w:pPr>
-            <w:r>
-              <w:rPr>
-                <w:rFonts w:ascii="Calibri" w:cs="Calibri" w:eastAsia="Calibri" w:hAnsi="Calibri"/>
-                <w:b w:val="false"/>
-                <w:bCs w:val="false"/>
-                <w:color w:val="1A1A1A"/>
-                <w:sz w:val="19"/>
-                <w:szCs w:val="19"/>
-              </w:rPr>
-              <w:t xml:space="preserve">Support ticket inside the console</w:t>
+              <w:t xml:space="preserve">Support ticket inside the intranet</w:t>
             </w:r>
           </w:p>
         </w:tc>
@@ -1487,7 +1428,7 @@
           <w:sz w:val="21"/>
           <w:szCs w:val="21"/>
         </w:rPr>
-        <w:t xml:space="preserve">Your track is the money-coming-in half of the finance console, plus the foundations underneath it.</w:t>
+        <w:t xml:space="preserve">Your track is the money-coming-in half of Finance on the intranet, plus the foundations underneath it.</w:t>
       </w:r>
     </w:p>
     <w:p>
@@ -1575,7 +1516,7 @@
           <w:sz w:val="21"/>
           <w:szCs w:val="21"/>
         </w:rPr>
-        <w:t xml:space="preserve">Click Finance in the left sidebar. The console opens with its own sidebar down the left: Dashboard, then Ledger and Setup, Receivables, Operations, Payments, Reports and Close, Administration.</w:t>
+        <w:t xml:space="preserve">Click Finance in the left sidebar. It opens with its own sidebar down the left: Dashboard, then Ledger and Setup, Receivables, Operations, Payments, Reports and Close, Administration.</w:t>
       </w:r>
     </w:p>
     <w:p>
@@ -1715,7 +1656,7 @@
           <w:sz w:val="21"/>
           <w:szCs w:val="21"/>
         </w:rPr>
-        <w:t xml:space="preserve">So the entity switcher at the top of the finance console is not a filter. It decides which company's books you are looking at. If a screen says "Select an entity" and shows nothing else, that is expected. Pick one and the screen fills in.</w:t>
+        <w:t xml:space="preserve">So the entity switcher at the top of Finance is not a filter. It decides which company's books you are looking at. If a screen says "Select an entity" and shows nothing else, that is expected. Pick one and the screen fills in.</w:t>
       </w:r>
     </w:p>
     <w:p>
@@ -1786,7 +1727,7 @@
           <w:sz w:val="21"/>
           <w:szCs w:val="21"/>
         </w:rPr>
-        <w:t xml:space="preserve">All six of us are on the same staging database. </w:t>
+        <w:t xml:space="preserve">All six of us are on the same database. </w:t>
       </w:r>
       <w:r>
         <w:rPr>
@@ -2050,7 +1991,7 @@
                 <w:sz w:val="20"/>
                 <w:szCs w:val="20"/>
               </w:rPr>
-              <w:t xml:space="preserve">2.  There are no how-to articles for finance screens yet. The help panel will offer general console guides, not finance ones. Finance guides are planned and not written. Do not report them missing. Do report a guide that opens and says something untrue.</w:t>
+              <w:t xml:space="preserve">2.  There are no how-to articles for finance screens yet. The help panel will offer general intranet guides, not finance ones. Finance guides are planned and not written. Do not report them missing. Do report a guide that opens and says something untrue.</w:t>
             </w:r>
           </w:p>
           <w:p>
@@ -2171,7 +2112,7 @@
           <w:sz w:val="21"/>
           <w:szCs w:val="21"/>
         </w:rPr>
-        <w:t xml:space="preserve">Everything goes in as a support ticket inside the console. This does two jobs at once: we get a tracked report, and the ticketing system gets tested.</w:t>
+        <w:t xml:space="preserve">Everything goes in as a support ticket inside the intranet. This does two jobs at once: we get a tracked report, and the ticketing system gets tested.</w:t>
       </w:r>
     </w:p>
     <w:p>
@@ -3675,7 +3616,7 @@
           <w:sz w:val="21"/>
           <w:szCs w:val="21"/>
         </w:rPr>
-        <w:t xml:space="preserve">It offers guides matched to the page you are on, and on some screens an interactive walkthrough that highlights things as you go. Finance screens have none written yet, so expect general console guides only.</w:t>
+        <w:t xml:space="preserve">It offers guides matched to the page you are on, and on some screens an interactive walkthrough that highlights things as you go. Finance screens have none written yet, so expect general intranet guides only.</w:t>
       </w:r>
     </w:p>
     <w:p>
@@ -4036,7 +3977,7 @@
                 <w:sz w:val="19"/>
                 <w:szCs w:val="19"/>
               </w:rPr>
-              <w:t xml:space="preserve">Staging is probably down. Say so in the team channel first. One ticket for everyone, not six.</w:t>
+              <w:t xml:space="preserve">The intranet is probably down. Say so in the team channel first. One ticket for everyone, not six.</w:t>
             </w:r>
           </w:p>
         </w:tc>
@@ -4357,7 +4298,7 @@
           <w:sz w:val="18"/>
           <w:szCs w:val="18"/>
         </w:rPr>
-        <w:t xml:space="preserve">All of these live under Finance, Ledger and Setup in the console sidebar.</w:t>
+        <w:t xml:space="preserve">All of these live under Finance, Ledger and Setup in the Finance sidebar.</w:t>
       </w:r>
     </w:p>
     <w:p>

--- a/docs/qa/Track-4-Finance-Ledger-and-Receivables.docx
+++ b/docs/qa/Track-4-Finance-Ledger-and-Receivables.docx
@@ -20736,7 +20736,7 @@
         <w:sz w:val="16"/>
         <w:szCs w:val="16"/>
       </w:rPr>
-      <w:t xml:space="preserve">Track 4  ·  Finance, Ledger and Receivables  ·  page </w:t>
+      <w:t xml:space="preserve">Track 4  ·  Finance: Ledger and Receivables  ·  page </w:t>
     </w:r>
     <w:r>
       <w:rPr>
